--- a/public/docs/Brian_Kuzdas_IT_Infrastructure_Engineer.docx
+++ b/public/docs/Brian_Kuzdas_IT_Infrastructure_Engineer.docx
@@ -537,7 +537,7 @@
           <w:color w:val="646E82"/>
           <w:sz w:val="20"/>
         </w:rPr>
-        <w:t xml:space="preserve">  —  Madison, WI</w:t>
+        <w:t xml:space="preserve">  —  Valhalla, NY</w:t>
       </w:r>
       <w:r>
         <w:rPr>
